--- a/05-rockledge-benefits-ai-governance/artifacts/ai_governance_decision_memo.docx
+++ b/05-rockledge-benefits-ai-governance/artifacts/ai_governance_decision_memo.docx
@@ -46,7 +46,7 @@
           <w:sz w:val="20"/>
           <w:szCs w:val="20"/>
         </w:rPr>
-        <w:t xml:space="preserve">To: Executive Leadership Team | From: GRC Lead, with General Counsel and CISO | Date: 2026-08-05</w:t>
+        <w:t>To: Executive Leadership Team | From: GRC Lead, with General Counsel and CISO | Date: 2026-08-11</w:t>
       </w:r>
     </w:p>
     <w:p>
@@ -84,7 +84,7 @@
         <w:spacing w:after="160"/>
       </w:pPr>
       <w:r>
-        <w:t xml:space="preserve">Leadership is asked to make three decisions by 30 September 2026:</w:t>
+        <w:t>Leadership is asked to make three decisions by 23 September 2026:</w:t>
       </w:r>
     </w:p>
     <w:p>
@@ -922,7 +922,7 @@
         <w:spacing w:after="160"/>
       </w:pPr>
       <w:r>
-        <w:t xml:space="preserve">Instruct counsel to determine Annex III applicability by 30 September 2026. In parallel, and without waiting for that answer, begin fairness testing (AIR-001), explainability (AIR-002), and drift monitoring (AIR-003) on the US deployment. That work is required on its merits, is the bulk of any conformity path, and is the only way to answer whether the system is currently causing harm.</w:t>
+        <w:t>Instruct counsel to determine Annex III applicability by 23 September 2026. In parallel, and without waiting for that answer, begin fairness testing (AIR-001), explainability (AIR-002), and drift monitoring (AIR-003) on the US deployment. That work is required on its merits, is the bulk of any conformity path, and is the only way to answer whether the system is currently causing harm.</w:t>
       </w:r>
     </w:p>
     <w:p>
@@ -1592,7 +1592,7 @@
                 <w:sz w:val="18"/>
                 <w:szCs w:val="18"/>
               </w:rPr>
-              <w:t xml:space="preserve">2026-09-30</w:t>
+              <w:t>2026-09-23</w:t>
             </w:r>
           </w:p>
         </w:tc>
@@ -1686,7 +1686,7 @@
                 <w:sz w:val="18"/>
                 <w:szCs w:val="18"/>
               </w:rPr>
-              <w:t xml:space="preserve">2026-08-15</w:t>
+              <w:t>2026-08-21</w:t>
             </w:r>
           </w:p>
         </w:tc>
@@ -1780,7 +1780,7 @@
                 <w:sz w:val="18"/>
                 <w:szCs w:val="18"/>
               </w:rPr>
-              <w:t xml:space="preserve">2026-08-31</w:t>
+              <w:t>2026-08-25</w:t>
             </w:r>
           </w:p>
         </w:tc>
@@ -1874,7 +1874,7 @@
                 <w:sz w:val="18"/>
                 <w:szCs w:val="18"/>
               </w:rPr>
-              <w:t xml:space="preserve">2026-08-15</w:t>
+              <w:t>2026-08-21</w:t>
             </w:r>
           </w:p>
         </w:tc>
@@ -1968,7 +1968,7 @@
                 <w:sz w:val="18"/>
                 <w:szCs w:val="18"/>
               </w:rPr>
-              <w:t xml:space="preserve">2026-09-30</w:t>
+              <w:t>2026-09-23</w:t>
             </w:r>
           </w:p>
         </w:tc>

--- a/05-rockledge-benefits-ai-governance/artifacts/ai_governance_decision_memo.docx
+++ b/05-rockledge-benefits-ai-governance/artifacts/ai_governance_decision_memo.docx
@@ -354,7 +354,7 @@
                 <w:sz w:val="18"/>
                 <w:szCs w:val="18"/>
               </w:rPr>
-              <w:t xml:space="preserve">CONTESTED. Annex III(5)(a) covers essential public assistance benefits administered by public authorities — we are a private administrator. Annex III(5)(c) covers risk assessment and pricing for life and health insurance — this is claims adjudication, not pricing. Counsel determination required. Treated as high-risk pending that answer.</w:t>
+              <w:t xml:space="preserve">CONTESTED. Annex III(5)(a) covers systems used by or on behalf of public authorities to evaluate eligibility for essential public assistance benefits — we are a private administrator, and the open question is whether we act on behalf of a public authority. Annex III(5)(c) covers risk assessment and pricing for life and health insurance — this is claims adjudication, not pricing. Counsel determination required. Treated as high-risk pending that answer.</w:t>
             </w:r>
           </w:p>
         </w:tc>
